--- a/Left Semi Join and Left Anti Join.docx
+++ b/Left Semi Join and Left Anti Join.docx
@@ -1,6 +1,6 @@
 
 <file path=word/document.xml><?xml version="1.0" encoding="utf-8"?>
-<w:document xmlns:wpc="http://schemas.microsoft.com/office/word/2010/wordprocessingCanvas" xmlns:cx="http://schemas.microsoft.com/office/drawing/2014/chartex" xmlns:cx1="http://schemas.microsoft.com/office/drawing/2015/9/8/chartex" xmlns:cx2="http://schemas.microsoft.com/office/drawing/2015/10/21/chartex" xmlns:cx3="http://schemas.microsoft.com/office/drawing/2016/5/9/chartex" xmlns:cx4="http://schemas.microsoft.com/office/drawing/2016/5/10/chartex" xmlns:cx5="http://schemas.microsoft.com/office/drawing/2016/5/11/chartex" xmlns:cx6="http://schemas.microsoft.com/office/drawing/2016/5/12/chartex" xmlns:cx7="http://schemas.microsoft.com/office/drawing/2016/5/13/chartex" xmlns:cx8="http://schemas.microsoft.com/office/drawing/2016/5/14/chartex" xmlns:mc="http://schemas.openxmlformats.org/markup-compatibility/2006" xmlns:aink="http://schemas.microsoft.com/office/drawing/2016/ink" xmlns:am3d="http://schemas.microsoft.com/office/drawing/2017/model3d" xmlns:o="urn:schemas-microsoft-com:office:office" xmlns:oel="http://schemas.microsoft.com/office/2019/extlst" xmlns:r="http://schemas.openxmlformats.org/officeDocument/2006/relationships" xmlns:m="http://schemas.openxmlformats.org/officeDocument/2006/math" xmlns:v="urn:schemas-microsoft-com:vml" xmlns:wp14="http://schemas.microsoft.com/office/word/2010/wordprocessingDrawing" xmlns:wp="http://schemas.openxmlformats.org/drawingml/2006/wordprocessingDrawing" xmlns:w10="urn:schemas-microsoft-com:office:word" xmlns:w="http://schemas.openxmlformats.org/wordprocessingml/2006/main" xmlns:w14="http://schemas.microsoft.com/office/word/2010/wordml" xmlns:w15="http://schemas.microsoft.com/office/word/2012/wordml" xmlns:w16cex="http://schemas.microsoft.com/office/word/2018/wordml/cex" xmlns:w16cid="http://schemas.microsoft.com/office/word/2016/wordml/cid" xmlns:w16="http://schemas.microsoft.com/office/word/2018/wordml" xmlns:w16du="http://schemas.microsoft.com/office/word/2023/wordml/word16du" xmlns:w16sdtdh="http://schemas.microsoft.com/office/word/2020/wordml/sdtdatahash" xmlns:w16sdtfl="http://schemas.microsoft.com/office/word/2024/wordml/sdtformatlock" xmlns:w16se="http://schemas.microsoft.com/office/word/2015/wordml/symex" xmlns:wpg="http://schemas.microsoft.com/office/word/2010/wordprocessingGroup" xmlns:wpi="http://schemas.microsoft.com/office/word/2010/wordprocessingInk" xmlns:wne="http://schemas.microsoft.com/office/word/2006/wordml" xmlns:wps="http://schemas.microsoft.com/office/word/2010/wordprocessingShape" mc:Ignorable="w14 w15 w16se w16cid w16 w16cex w16sdtdh w16sdtfl w16du wp14">
+<w:document xmlns:wpc="http://schemas.microsoft.com/office/word/2010/wordprocessingCanvas" xmlns:cx="http://schemas.microsoft.com/office/drawing/2014/chartex" xmlns:cx1="http://schemas.microsoft.com/office/drawing/2015/9/8/chartex" xmlns:cx2="http://schemas.microsoft.com/office/drawing/2015/10/21/chartex" xmlns:cx3="http://schemas.microsoft.com/office/drawing/2016/5/9/chartex" xmlns:cx4="http://schemas.microsoft.com/office/drawing/2016/5/10/chartex" xmlns:cx5="http://schemas.microsoft.com/office/drawing/2016/5/11/chartex" xmlns:cx6="http://schemas.microsoft.com/office/drawing/2016/5/12/chartex" xmlns:cx7="http://schemas.microsoft.com/office/drawing/2016/5/13/chartex" xmlns:cx8="http://schemas.microsoft.com/office/drawing/2016/5/14/chartex" xmlns:mc="http://schemas.openxmlformats.org/markup-compatibility/2006" xmlns:aink="http://schemas.microsoft.com/office/drawing/2016/ink" xmlns:am3d="http://schemas.microsoft.com/office/drawing/2017/model3d" xmlns:o="urn:schemas-microsoft-com:office:office" xmlns:oel="http://schemas.microsoft.com/office/2019/extlst" xmlns:r="http://schemas.openxmlformats.org/officeDocument/2006/relationships" xmlns:m="http://schemas.openxmlformats.org/officeDocument/2006/math" xmlns:v="urn:schemas-microsoft-com:vml" xmlns:wp14="http://schemas.microsoft.com/office/word/2010/wordprocessingDrawing" xmlns:wp="http://schemas.openxmlformats.org/drawingml/2006/wordprocessingDrawing" xmlns:w10="urn:schemas-microsoft-com:office:word" xmlns:w="http://schemas.openxmlformats.org/wordprocessingml/2006/main" xmlns:w14="http://schemas.microsoft.com/office/word/2010/wordml" xmlns:w15="http://schemas.microsoft.com/office/word/2012/wordml" xmlns:w16cex="http://schemas.microsoft.com/office/word/2018/wordml/cex" xmlns:w16cid="http://schemas.microsoft.com/office/word/2016/wordml/cid" xmlns:w16="http://schemas.microsoft.com/office/word/2018/wordml" xmlns:w16sdtdh="http://schemas.microsoft.com/office/word/2020/wordml/sdtdatahash" xmlns:w16se="http://schemas.microsoft.com/office/word/2015/wordml/symex" xmlns:wpg="http://schemas.microsoft.com/office/word/2010/wordprocessingGroup" xmlns:wpi="http://schemas.microsoft.com/office/word/2010/wordprocessingInk" xmlns:wne="http://schemas.microsoft.com/office/word/2006/wordml" xmlns:wps="http://schemas.microsoft.com/office/word/2010/wordprocessingShape" mc:Ignorable="w14 w15 w16se w16cid w16 w16cex w16sdtdh wp14">
   <w:body>
     <w:p>
       <w:r>
@@ -21,15 +21,7 @@
         <w:t>Left Anti Join</w:t>
       </w:r>
       <w:r>
-        <w:t xml:space="preserve"> are filtering joins. They don’t return columns from the right table—only decide which </w:t>
-      </w:r>
-      <w:proofErr w:type="spellStart"/>
-      <w:r>
-        <w:t>rows</w:t>
-      </w:r>
-      <w:proofErr w:type="spellEnd"/>
-      <w:r>
-        <w:t xml:space="preserve"> from the left table should be kept.</w:t>
+        <w:t xml:space="preserve"> are filtering joins. They don’t return columns from the right table—only decide which rows from the left table should be kept.</w:t>
       </w:r>
     </w:p>
     <w:p>
@@ -93,18 +85,37 @@
           <w:i/>
           <w:iCs/>
         </w:rPr>
-        <w:t>“Keep rows that exist in both tables (based on join condition)”</w:t>
-      </w:r>
-    </w:p>
-    <w:p>
-      <w:r>
-        <w:rPr>
-          <w:b/>
-          <w:bCs/>
+        <w:t>“</w:t>
+      </w:r>
+      <w:r>
+        <w:rPr>
+          <w:i/>
+          <w:iCs/>
+          <w:highlight w:val="cyan"/>
+        </w:rPr>
+        <w:t>Keep rows that exist in both tables (based on join condition</w:t>
+      </w:r>
+      <w:r>
+        <w:rPr>
+          <w:i/>
+          <w:iCs/>
+        </w:rPr>
+        <w:t>)”</w:t>
+      </w:r>
+    </w:p>
+    <w:p>
+      <w:r>
+        <w:rPr>
+          <w:b/>
+          <w:bCs/>
+          <w:highlight w:val="cyan"/>
         </w:rPr>
         <w:t>Result:</w:t>
       </w:r>
       <w:r>
+        <w:rPr>
+          <w:highlight w:val="cyan"/>
+        </w:rPr>
         <w:t xml:space="preserve"> Only columns from the left table.</w:t>
       </w:r>
     </w:p>
@@ -269,6 +280,7 @@
         </w:tc>
       </w:tr>
     </w:tbl>
+    <w:p/>
     <w:p>
       <w:r>
         <w:t>Right table (Department IDs):</w:t>
@@ -363,13 +375,8 @@
       </w:r>
       <w:r>
         <w:br/>
-        <w:t>ON e.id = d.</w:t>
-      </w:r>
-      <w:proofErr w:type="gramStart"/>
-      <w:r>
-        <w:t>id;</w:t>
-      </w:r>
-      <w:proofErr w:type="gramEnd"/>
+        <w:t>ON e.id = d.id;</w:t>
+      </w:r>
     </w:p>
     <w:p>
       <w:r>
@@ -516,6 +523,7 @@
           <w:b/>
           <w:bCs/>
         </w:rPr>
+        <w:lastRenderedPageBreak/>
         <w:t>2. Left Anti Join</w:t>
       </w:r>
     </w:p>
@@ -525,7 +533,6 @@
           <w:b/>
           <w:bCs/>
         </w:rPr>
-        <w:lastRenderedPageBreak/>
         <w:t>Definition:</w:t>
       </w:r>
       <w:r>
@@ -569,7 +576,22 @@
           <w:i/>
           <w:iCs/>
         </w:rPr>
-        <w:t>“Keep rows that exist only in left table”</w:t>
+        <w:t>“</w:t>
+      </w:r>
+      <w:r>
+        <w:rPr>
+          <w:i/>
+          <w:iCs/>
+          <w:highlight w:val="cyan"/>
+        </w:rPr>
+        <w:t>Keep rows that exist only in left table</w:t>
+      </w:r>
+      <w:r>
+        <w:rPr>
+          <w:i/>
+          <w:iCs/>
+        </w:rPr>
+        <w:t>”</w:t>
       </w:r>
     </w:p>
     <w:p>
@@ -621,13 +643,8 @@
       </w:r>
       <w:r>
         <w:br/>
-        <w:t>ON e.id = d.</w:t>
-      </w:r>
-      <w:proofErr w:type="gramStart"/>
-      <w:r>
-        <w:t>id;</w:t>
-      </w:r>
-      <w:proofErr w:type="gramEnd"/>
+        <w:t>ON e.id = d.id;</w:t>
+      </w:r>
     </w:p>
     <w:p>
       <w:r>
@@ -758,6 +775,7 @@
         <w:rPr>
           <w:b/>
           <w:bCs/>
+          <w:highlight w:val="magenta"/>
         </w:rPr>
         <w:t>Left Semi Join equivalent:</w:t>
       </w:r>
@@ -772,7 +790,16 @@
       </w:r>
       <w:r>
         <w:br/>
-        <w:t>WHERE EXISTS (</w:t>
+        <w:t xml:space="preserve">WHERE </w:t>
+      </w:r>
+      <w:r>
+        <w:rPr>
+          <w:highlight w:val="cyan"/>
+        </w:rPr>
+        <w:t>EXISTS</w:t>
+      </w:r>
+      <w:r>
+        <w:t xml:space="preserve"> (</w:t>
       </w:r>
       <w:r>
         <w:br/>
@@ -788,24 +815,21 @@
       </w:r>
       <w:r>
         <w:br/>
-      </w:r>
-      <w:proofErr w:type="gramStart"/>
-      <w:r>
         <w:t>);</w:t>
       </w:r>
-      <w:proofErr w:type="gramEnd"/>
-    </w:p>
-    <w:p>
-      <w:pPr>
-        <w:rPr>
-          <w:b/>
-          <w:bCs/>
-        </w:rPr>
-      </w:pPr>
-      <w:r>
-        <w:rPr>
-          <w:b/>
-          <w:bCs/>
+    </w:p>
+    <w:p>
+      <w:pPr>
+        <w:rPr>
+          <w:b/>
+          <w:bCs/>
+        </w:rPr>
+      </w:pPr>
+      <w:r>
+        <w:rPr>
+          <w:b/>
+          <w:bCs/>
+          <w:highlight w:val="magenta"/>
         </w:rPr>
         <w:t>Left Anti Join equivalent:</w:t>
       </w:r>
@@ -820,7 +844,16 @@
       </w:r>
       <w:r>
         <w:br/>
-        <w:t>WHERE NOT EXISTS (</w:t>
+        <w:t xml:space="preserve">WHERE </w:t>
+      </w:r>
+      <w:r>
+        <w:rPr>
+          <w:highlight w:val="cyan"/>
+        </w:rPr>
+        <w:t>NOT EXISTS</w:t>
+      </w:r>
+      <w:r>
+        <w:t xml:space="preserve"> (</w:t>
       </w:r>
       <w:r>
         <w:br/>
@@ -836,15 +869,12 @@
       </w:r>
       <w:r>
         <w:br/>
-      </w:r>
-      <w:proofErr w:type="gramStart"/>
-      <w:r>
         <w:t>);</w:t>
       </w:r>
-      <w:proofErr w:type="gramEnd"/>
-    </w:p>
-    <w:p>
-      <w:r>
+    </w:p>
+    <w:p>
+      <w:r>
+        <w:lastRenderedPageBreak/>
         <w:pict w14:anchorId="5B957C96">
           <v:rect id="_x0000_i1028" style="width:0;height:1.5pt" o:hralign="center" o:hrstd="t" o:hr="t" fillcolor="#a0a0a0" stroked="f"/>
         </w:pict>
@@ -862,7 +892,6 @@
           <w:b/>
           <w:bCs/>
         </w:rPr>
-        <w:lastRenderedPageBreak/>
         <w:t>4. Quick Difference</w:t>
       </w:r>
     </w:p>
@@ -1322,13 +1351,8 @@
       </w:r>
       <w:r>
         <w:br/>
-        <w:t xml:space="preserve">WHERE d.id IS NOT </w:t>
-      </w:r>
-      <w:proofErr w:type="gramStart"/>
-      <w:r>
-        <w:t>NULL;</w:t>
-      </w:r>
-      <w:proofErr w:type="gramEnd"/>
+        <w:t>WHERE d.id IS NOT NULL;</w:t>
+      </w:r>
     </w:p>
     <w:p>
       <w:r>
@@ -1596,6 +1620,14 @@
       </w:tr>
     </w:tbl>
     <w:p>
+      <w:pPr>
+        <w:rPr>
+          <w:b/>
+          <w:bCs/>
+        </w:rPr>
+      </w:pPr>
+    </w:p>
+    <w:p>
       <w:r>
         <w:rPr>
           <w:b/>
@@ -1732,6 +1764,14 @@
       </w:tr>
     </w:tbl>
     <w:p>
+      <w:pPr>
+        <w:rPr>
+          <w:b/>
+          <w:bCs/>
+        </w:rPr>
+      </w:pPr>
+    </w:p>
+    <w:p>
       <w:r>
         <w:rPr>
           <w:b/>
@@ -1861,6 +1901,7 @@
         <w:rPr>
           <w:b/>
           <w:bCs/>
+          <w:highlight w:val="cyan"/>
         </w:rPr>
         <w:t>2. Left Join brings right table columns</w:t>
       </w:r>
@@ -1879,16 +1920,14 @@
       </w:r>
       <w:r>
         <w:br/>
-        <w:t>ON e.id = d.</w:t>
-      </w:r>
-      <w:proofErr w:type="gramStart"/>
-      <w:r>
-        <w:t>id;</w:t>
-      </w:r>
-      <w:proofErr w:type="gramEnd"/>
-    </w:p>
-    <w:p>
-      <w:r>
+        <w:t>ON e.id = d.id;</w:t>
+      </w:r>
+    </w:p>
+    <w:p>
+      <w:r>
+        <w:rPr>
+          <w:highlight w:val="green"/>
+        </w:rPr>
         <w:t>Result includes columns from both tables.</w:t>
       </w:r>
     </w:p>
@@ -1907,18 +1946,28 @@
           <w:ilvl w:val="0"/>
           <w:numId w:val="2"/>
         </w:numPr>
-      </w:pPr>
-      <w:r>
+        <w:rPr>
+          <w:highlight w:val="cyan"/>
+        </w:rPr>
+      </w:pPr>
+      <w:r>
+        <w:rPr>
+          <w:highlight w:val="cyan"/>
+        </w:rPr>
         <w:t xml:space="preserve">Only returns columns from </w:t>
       </w:r>
       <w:r>
         <w:rPr>
           <w:b/>
           <w:bCs/>
+          <w:highlight w:val="cyan"/>
         </w:rPr>
         <w:t>left table</w:t>
       </w:r>
       <w:r>
+        <w:rPr>
+          <w:highlight w:val="cyan"/>
+        </w:rPr>
         <w:t xml:space="preserve"> </w:t>
       </w:r>
     </w:p>
@@ -1928,18 +1977,29 @@
           <w:ilvl w:val="0"/>
           <w:numId w:val="2"/>
         </w:numPr>
-      </w:pPr>
-      <w:r>
+        <w:rPr>
+          <w:highlight w:val="cyan"/>
+        </w:rPr>
+      </w:pPr>
+      <w:r>
+        <w:rPr>
+          <w:highlight w:val="cyan"/>
+        </w:rPr>
+        <w:lastRenderedPageBreak/>
         <w:t xml:space="preserve">Acts like a </w:t>
       </w:r>
       <w:r>
         <w:rPr>
           <w:b/>
           <w:bCs/>
+          <w:highlight w:val="cyan"/>
         </w:rPr>
         <w:t>filter</w:t>
       </w:r>
       <w:r>
+        <w:rPr>
+          <w:highlight w:val="cyan"/>
+        </w:rPr>
         <w:t xml:space="preserve">, not a join output </w:t>
       </w:r>
     </w:p>
@@ -1962,7 +2022,6 @@
           <w:b/>
           <w:bCs/>
         </w:rPr>
-        <w:lastRenderedPageBreak/>
         <w:t>3. Performance difference (very important)</w:t>
       </w:r>
     </w:p>
@@ -2061,13 +2120,8 @@
       </w:r>
       <w:r>
         <w:br/>
-        <w:t xml:space="preserve">WHERE d.id IS </w:t>
-      </w:r>
-      <w:proofErr w:type="gramStart"/>
-      <w:r>
-        <w:t>NULL;</w:t>
-      </w:r>
-      <w:proofErr w:type="gramEnd"/>
+        <w:t>WHERE d.id IS NULL;</w:t>
+      </w:r>
     </w:p>
     <w:p>
       <w:r>
@@ -2245,6 +2299,858 @@
       </w:pPr>
       <w:r>
         <w:t>Left Join = full combination (can duplicate rows)</w:t>
+      </w:r>
+    </w:p>
+    <w:p>
+      <w:r>
+        <w:lastRenderedPageBreak/>
+        <w:t>+++++++++++++++++++++++++++++++++++++++++++++++++++++++++</w:t>
+      </w:r>
+    </w:p>
+    <w:p>
+      <w:pPr>
+        <w:rPr>
+          <w:b/>
+          <w:bCs/>
+        </w:rPr>
+      </w:pPr>
+      <w:r>
+        <w:rPr>
+          <w:b/>
+          <w:bCs/>
+          <w:sz w:val="32"/>
+          <w:szCs w:val="32"/>
+          <w:highlight w:val="cyan"/>
+        </w:rPr>
+        <w:t>I</w:t>
+      </w:r>
+      <w:r>
+        <w:rPr>
+          <w:b/>
+          <w:bCs/>
+          <w:sz w:val="32"/>
+          <w:szCs w:val="32"/>
+          <w:highlight w:val="cyan"/>
+        </w:rPr>
+        <w:t>n left semi/anti join we cannot get columns from right table?</w:t>
+      </w:r>
+    </w:p>
+    <w:p>
+      <w:r>
+        <w:t>Yes.</w:t>
+      </w:r>
+    </w:p>
+    <w:p>
+      <w:r>
+        <w:t>In LEFT SEMI JOIN and LEFT ANTI JOIN, you cannot select columns from the right table.</w:t>
+      </w:r>
+    </w:p>
+    <w:p>
+      <w:r>
+        <w:t>These joins are used only for filtering rows from the left table.</w:t>
+      </w:r>
+    </w:p>
+    <w:p>
+      <w:r>
+        <w:t>Behavior:</w:t>
+      </w:r>
+    </w:p>
+    <w:tbl>
+      <w:tblPr>
+        <w:tblStyle w:val="TableGrid"/>
+        <w:tblW w:w="0" w:type="auto"/>
+        <w:tblLook w:val="04A0" w:firstRow="1" w:lastRow="0" w:firstColumn="1" w:lastColumn="0" w:noHBand="0" w:noVBand="1"/>
+      </w:tblPr>
+      <w:tblGrid>
+        <w:gridCol w:w="1818"/>
+        <w:gridCol w:w="4232"/>
+      </w:tblGrid>
+      <w:tr>
+        <w:tc>
+          <w:tcPr>
+            <w:tcW w:w="0" w:type="auto"/>
+            <w:hideMark/>
+          </w:tcPr>
+          <w:p>
+            <w:pPr>
+              <w:spacing w:after="160" w:line="278" w:lineRule="auto"/>
+              <w:rPr>
+                <w:b/>
+                <w:bCs/>
+              </w:rPr>
+            </w:pPr>
+            <w:r>
+              <w:rPr>
+                <w:b/>
+                <w:bCs/>
+              </w:rPr>
+              <w:t>Join Type</w:t>
+            </w:r>
+          </w:p>
+        </w:tc>
+        <w:tc>
+          <w:tcPr>
+            <w:tcW w:w="0" w:type="auto"/>
+            <w:hideMark/>
+          </w:tcPr>
+          <w:p>
+            <w:pPr>
+              <w:spacing w:after="160" w:line="278" w:lineRule="auto"/>
+              <w:rPr>
+                <w:b/>
+                <w:bCs/>
+              </w:rPr>
+            </w:pPr>
+            <w:r>
+              <w:rPr>
+                <w:b/>
+                <w:bCs/>
+              </w:rPr>
+              <w:t>Returns</w:t>
+            </w:r>
+          </w:p>
+        </w:tc>
+      </w:tr>
+      <w:tr>
+        <w:tc>
+          <w:tcPr>
+            <w:tcW w:w="0" w:type="auto"/>
+            <w:hideMark/>
+          </w:tcPr>
+          <w:p>
+            <w:pPr>
+              <w:spacing w:after="160" w:line="278" w:lineRule="auto"/>
+            </w:pPr>
+            <w:r>
+              <w:t>LEFT SEMI JOIN</w:t>
+            </w:r>
+          </w:p>
+        </w:tc>
+        <w:tc>
+          <w:tcPr>
+            <w:tcW w:w="0" w:type="auto"/>
+            <w:hideMark/>
+          </w:tcPr>
+          <w:p>
+            <w:pPr>
+              <w:spacing w:after="160" w:line="278" w:lineRule="auto"/>
+            </w:pPr>
+            <w:r>
+              <w:t>Matching rows from left table only</w:t>
+            </w:r>
+          </w:p>
+        </w:tc>
+      </w:tr>
+      <w:tr>
+        <w:tc>
+          <w:tcPr>
+            <w:tcW w:w="0" w:type="auto"/>
+            <w:hideMark/>
+          </w:tcPr>
+          <w:p>
+            <w:pPr>
+              <w:spacing w:after="160" w:line="278" w:lineRule="auto"/>
+            </w:pPr>
+            <w:r>
+              <w:t>LEFT ANTI JOIN</w:t>
+            </w:r>
+          </w:p>
+        </w:tc>
+        <w:tc>
+          <w:tcPr>
+            <w:tcW w:w="0" w:type="auto"/>
+            <w:hideMark/>
+          </w:tcPr>
+          <w:p>
+            <w:pPr>
+              <w:spacing w:after="160" w:line="278" w:lineRule="auto"/>
+            </w:pPr>
+            <w:r>
+              <w:t>Non-matching rows from left table only</w:t>
+            </w:r>
+          </w:p>
+        </w:tc>
+      </w:tr>
+    </w:tbl>
+    <w:p>
+      <w:r>
+        <w:t>Example:</w:t>
+      </w:r>
+    </w:p>
+    <w:p>
+      <w:r>
+        <w:t>Left table employees:</w:t>
+      </w:r>
+    </w:p>
+    <w:tbl>
+      <w:tblPr>
+        <w:tblStyle w:val="TableGrid"/>
+        <w:tblW w:w="0" w:type="auto"/>
+        <w:tblLook w:val="04A0" w:firstRow="1" w:lastRow="0" w:firstColumn="1" w:lastColumn="0" w:noHBand="0" w:noVBand="1"/>
+      </w:tblPr>
+      <w:tblGrid>
+        <w:gridCol w:w="1019"/>
+        <w:gridCol w:w="835"/>
+      </w:tblGrid>
+      <w:tr>
+        <w:tc>
+          <w:tcPr>
+            <w:tcW w:w="0" w:type="auto"/>
+            <w:hideMark/>
+          </w:tcPr>
+          <w:p>
+            <w:pPr>
+              <w:spacing w:after="160" w:line="278" w:lineRule="auto"/>
+              <w:rPr>
+                <w:b/>
+                <w:bCs/>
+              </w:rPr>
+            </w:pPr>
+            <w:r>
+              <w:rPr>
+                <w:b/>
+                <w:bCs/>
+              </w:rPr>
+              <w:t>emp_id</w:t>
+            </w:r>
+          </w:p>
+        </w:tc>
+        <w:tc>
+          <w:tcPr>
+            <w:tcW w:w="0" w:type="auto"/>
+            <w:hideMark/>
+          </w:tcPr>
+          <w:p>
+            <w:pPr>
+              <w:spacing w:after="160" w:line="278" w:lineRule="auto"/>
+              <w:rPr>
+                <w:b/>
+                <w:bCs/>
+              </w:rPr>
+            </w:pPr>
+            <w:r>
+              <w:rPr>
+                <w:b/>
+                <w:bCs/>
+              </w:rPr>
+              <w:t>name</w:t>
+            </w:r>
+          </w:p>
+        </w:tc>
+      </w:tr>
+      <w:tr>
+        <w:tc>
+          <w:tcPr>
+            <w:tcW w:w="0" w:type="auto"/>
+            <w:hideMark/>
+          </w:tcPr>
+          <w:p>
+            <w:pPr>
+              <w:spacing w:after="160" w:line="278" w:lineRule="auto"/>
+            </w:pPr>
+            <w:r>
+              <w:t>1</w:t>
+            </w:r>
+          </w:p>
+        </w:tc>
+        <w:tc>
+          <w:tcPr>
+            <w:tcW w:w="0" w:type="auto"/>
+            <w:hideMark/>
+          </w:tcPr>
+          <w:p>
+            <w:pPr>
+              <w:spacing w:after="160" w:line="278" w:lineRule="auto"/>
+            </w:pPr>
+            <w:r>
+              <w:t>A</w:t>
+            </w:r>
+          </w:p>
+        </w:tc>
+      </w:tr>
+      <w:tr>
+        <w:tc>
+          <w:tcPr>
+            <w:tcW w:w="0" w:type="auto"/>
+            <w:hideMark/>
+          </w:tcPr>
+          <w:p>
+            <w:pPr>
+              <w:spacing w:after="160" w:line="278" w:lineRule="auto"/>
+            </w:pPr>
+            <w:r>
+              <w:t>2</w:t>
+            </w:r>
+          </w:p>
+        </w:tc>
+        <w:tc>
+          <w:tcPr>
+            <w:tcW w:w="0" w:type="auto"/>
+            <w:hideMark/>
+          </w:tcPr>
+          <w:p>
+            <w:pPr>
+              <w:spacing w:after="160" w:line="278" w:lineRule="auto"/>
+            </w:pPr>
+            <w:r>
+              <w:t>B</w:t>
+            </w:r>
+          </w:p>
+        </w:tc>
+      </w:tr>
+      <w:tr>
+        <w:tc>
+          <w:tcPr>
+            <w:tcW w:w="0" w:type="auto"/>
+            <w:hideMark/>
+          </w:tcPr>
+          <w:p>
+            <w:pPr>
+              <w:spacing w:after="160" w:line="278" w:lineRule="auto"/>
+            </w:pPr>
+            <w:r>
+              <w:t>3</w:t>
+            </w:r>
+          </w:p>
+        </w:tc>
+        <w:tc>
+          <w:tcPr>
+            <w:tcW w:w="0" w:type="auto"/>
+            <w:hideMark/>
+          </w:tcPr>
+          <w:p>
+            <w:pPr>
+              <w:spacing w:after="160" w:line="278" w:lineRule="auto"/>
+            </w:pPr>
+            <w:r>
+              <w:t>C</w:t>
+            </w:r>
+          </w:p>
+        </w:tc>
+      </w:tr>
+    </w:tbl>
+    <w:p/>
+    <w:p>
+      <w:r>
+        <w:t>Right table sales:</w:t>
+      </w:r>
+    </w:p>
+    <w:tbl>
+      <w:tblPr>
+        <w:tblStyle w:val="TableGrid"/>
+        <w:tblW w:w="0" w:type="auto"/>
+        <w:tblLook w:val="04A0" w:firstRow="1" w:lastRow="0" w:firstColumn="1" w:lastColumn="0" w:noHBand="0" w:noVBand="1"/>
+      </w:tblPr>
+      <w:tblGrid>
+        <w:gridCol w:w="1019"/>
+        <w:gridCol w:w="1062"/>
+      </w:tblGrid>
+      <w:tr>
+        <w:tc>
+          <w:tcPr>
+            <w:tcW w:w="0" w:type="auto"/>
+            <w:hideMark/>
+          </w:tcPr>
+          <w:p>
+            <w:pPr>
+              <w:spacing w:after="160" w:line="278" w:lineRule="auto"/>
+              <w:rPr>
+                <w:b/>
+                <w:bCs/>
+              </w:rPr>
+            </w:pPr>
+            <w:r>
+              <w:rPr>
+                <w:b/>
+                <w:bCs/>
+              </w:rPr>
+              <w:t>emp_id</w:t>
+            </w:r>
+          </w:p>
+        </w:tc>
+        <w:tc>
+          <w:tcPr>
+            <w:tcW w:w="0" w:type="auto"/>
+            <w:hideMark/>
+          </w:tcPr>
+          <w:p>
+            <w:pPr>
+              <w:spacing w:after="160" w:line="278" w:lineRule="auto"/>
+              <w:rPr>
+                <w:b/>
+                <w:bCs/>
+              </w:rPr>
+            </w:pPr>
+            <w:r>
+              <w:rPr>
+                <w:b/>
+                <w:bCs/>
+              </w:rPr>
+              <w:t>amount</w:t>
+            </w:r>
+          </w:p>
+        </w:tc>
+      </w:tr>
+      <w:tr>
+        <w:tc>
+          <w:tcPr>
+            <w:tcW w:w="0" w:type="auto"/>
+            <w:hideMark/>
+          </w:tcPr>
+          <w:p>
+            <w:pPr>
+              <w:spacing w:after="160" w:line="278" w:lineRule="auto"/>
+            </w:pPr>
+            <w:r>
+              <w:t>1</w:t>
+            </w:r>
+          </w:p>
+        </w:tc>
+        <w:tc>
+          <w:tcPr>
+            <w:tcW w:w="0" w:type="auto"/>
+            <w:hideMark/>
+          </w:tcPr>
+          <w:p>
+            <w:pPr>
+              <w:spacing w:after="160" w:line="278" w:lineRule="auto"/>
+            </w:pPr>
+            <w:r>
+              <w:t>100</w:t>
+            </w:r>
+          </w:p>
+        </w:tc>
+      </w:tr>
+      <w:tr>
+        <w:tc>
+          <w:tcPr>
+            <w:tcW w:w="0" w:type="auto"/>
+            <w:hideMark/>
+          </w:tcPr>
+          <w:p>
+            <w:pPr>
+              <w:spacing w:after="160" w:line="278" w:lineRule="auto"/>
+            </w:pPr>
+            <w:r>
+              <w:t>2</w:t>
+            </w:r>
+          </w:p>
+        </w:tc>
+        <w:tc>
+          <w:tcPr>
+            <w:tcW w:w="0" w:type="auto"/>
+            <w:hideMark/>
+          </w:tcPr>
+          <w:p>
+            <w:pPr>
+              <w:spacing w:after="160" w:line="278" w:lineRule="auto"/>
+            </w:pPr>
+            <w:r>
+              <w:t>200</w:t>
+            </w:r>
+          </w:p>
+        </w:tc>
+      </w:tr>
+    </w:tbl>
+    <w:p/>
+    <w:p>
+      <w:r>
+        <w:t>LEFT SEMI JOIN:</w:t>
+      </w:r>
+    </w:p>
+    <w:p>
+      <w:r>
+        <w:t>SELECT e.*</w:t>
+      </w:r>
+      <w:r>
+        <w:br/>
+        <w:t>FROM employees e</w:t>
+      </w:r>
+      <w:r>
+        <w:br/>
+        <w:t>LEFT SEMI JOIN sales s</w:t>
+      </w:r>
+      <w:r>
+        <w:br/>
+        <w:t>ON e.emp_id = s.emp_id</w:t>
+      </w:r>
+    </w:p>
+    <w:p>
+      <w:r>
+        <w:t>Result:</w:t>
+      </w:r>
+    </w:p>
+    <w:tbl>
+      <w:tblPr>
+        <w:tblStyle w:val="TableGrid"/>
+        <w:tblW w:w="0" w:type="auto"/>
+        <w:tblLook w:val="04A0" w:firstRow="1" w:lastRow="0" w:firstColumn="1" w:lastColumn="0" w:noHBand="0" w:noVBand="1"/>
+      </w:tblPr>
+      <w:tblGrid>
+        <w:gridCol w:w="1019"/>
+        <w:gridCol w:w="835"/>
+      </w:tblGrid>
+      <w:tr>
+        <w:tc>
+          <w:tcPr>
+            <w:tcW w:w="0" w:type="auto"/>
+            <w:hideMark/>
+          </w:tcPr>
+          <w:p>
+            <w:pPr>
+              <w:spacing w:after="160" w:line="278" w:lineRule="auto"/>
+              <w:rPr>
+                <w:b/>
+                <w:bCs/>
+              </w:rPr>
+            </w:pPr>
+            <w:r>
+              <w:rPr>
+                <w:b/>
+                <w:bCs/>
+              </w:rPr>
+              <w:t>emp_id</w:t>
+            </w:r>
+          </w:p>
+        </w:tc>
+        <w:tc>
+          <w:tcPr>
+            <w:tcW w:w="0" w:type="auto"/>
+            <w:hideMark/>
+          </w:tcPr>
+          <w:p>
+            <w:pPr>
+              <w:spacing w:after="160" w:line="278" w:lineRule="auto"/>
+              <w:rPr>
+                <w:b/>
+                <w:bCs/>
+              </w:rPr>
+            </w:pPr>
+            <w:r>
+              <w:rPr>
+                <w:b/>
+                <w:bCs/>
+              </w:rPr>
+              <w:t>name</w:t>
+            </w:r>
+          </w:p>
+        </w:tc>
+      </w:tr>
+      <w:tr>
+        <w:tc>
+          <w:tcPr>
+            <w:tcW w:w="0" w:type="auto"/>
+            <w:hideMark/>
+          </w:tcPr>
+          <w:p>
+            <w:pPr>
+              <w:spacing w:after="160" w:line="278" w:lineRule="auto"/>
+            </w:pPr>
+            <w:r>
+              <w:lastRenderedPageBreak/>
+              <w:t>1</w:t>
+            </w:r>
+          </w:p>
+        </w:tc>
+        <w:tc>
+          <w:tcPr>
+            <w:tcW w:w="0" w:type="auto"/>
+            <w:hideMark/>
+          </w:tcPr>
+          <w:p>
+            <w:pPr>
+              <w:spacing w:after="160" w:line="278" w:lineRule="auto"/>
+            </w:pPr>
+            <w:r>
+              <w:t>A</w:t>
+            </w:r>
+          </w:p>
+        </w:tc>
+      </w:tr>
+      <w:tr>
+        <w:tc>
+          <w:tcPr>
+            <w:tcW w:w="0" w:type="auto"/>
+            <w:hideMark/>
+          </w:tcPr>
+          <w:p>
+            <w:pPr>
+              <w:spacing w:after="160" w:line="278" w:lineRule="auto"/>
+            </w:pPr>
+            <w:r>
+              <w:t>2</w:t>
+            </w:r>
+          </w:p>
+        </w:tc>
+        <w:tc>
+          <w:tcPr>
+            <w:tcW w:w="0" w:type="auto"/>
+            <w:hideMark/>
+          </w:tcPr>
+          <w:p>
+            <w:pPr>
+              <w:spacing w:after="160" w:line="278" w:lineRule="auto"/>
+            </w:pPr>
+            <w:r>
+              <w:t>B</w:t>
+            </w:r>
+          </w:p>
+        </w:tc>
+      </w:tr>
+    </w:tbl>
+    <w:p>
+      <w:r>
+        <w:t>Only left-table columns are returned.</w:t>
+      </w:r>
+    </w:p>
+    <w:p>
+      <w:r>
+        <w:rPr>
+          <w:highlight w:val="red"/>
+        </w:rPr>
+        <w:t>This is invalid:</w:t>
+      </w:r>
+    </w:p>
+    <w:p>
+      <w:r>
+        <w:t>SELECT e.name, s.amount</w:t>
+      </w:r>
+      <w:r>
+        <w:br/>
+        <w:t>FROM employees e</w:t>
+      </w:r>
+      <w:r>
+        <w:br/>
+        <w:t>LEFT SEMI JOIN sales s</w:t>
+      </w:r>
+      <w:r>
+        <w:br/>
+        <w:t>ON e.emp_id = s.emp_id</w:t>
+      </w:r>
+    </w:p>
+    <w:p>
+      <w:r>
+        <w:t>because:</w:t>
+      </w:r>
+    </w:p>
+    <w:p>
+      <w:pPr>
+        <w:numPr>
+          <w:ilvl w:val="0"/>
+          <w:numId w:val="7"/>
+        </w:numPr>
+        <w:rPr>
+          <w:color w:val="FFFFFF" w:themeColor="background1"/>
+          <w:highlight w:val="red"/>
+        </w:rPr>
+      </w:pPr>
+      <w:r>
+        <w:rPr>
+          <w:color w:val="FFFFFF" w:themeColor="background1"/>
+          <w:highlight w:val="red"/>
+        </w:rPr>
+        <w:t xml:space="preserve">semi join does not expose right table columns </w:t>
+      </w:r>
+    </w:p>
+    <w:p>
+      <w:r>
+        <w:t>Think of it like:</w:t>
+      </w:r>
+    </w:p>
+    <w:p>
+      <w:r>
+        <w:t>WHERE EXISTS (...)</w:t>
+      </w:r>
+    </w:p>
+    <w:p>
+      <w:r>
+        <w:t>Similarly, LEFT ANTI JOIN:</w:t>
+      </w:r>
+    </w:p>
+    <w:p>
+      <w:r>
+        <w:t>SELECT e.*</w:t>
+      </w:r>
+      <w:r>
+        <w:br/>
+        <w:t>FROM employees e</w:t>
+      </w:r>
+      <w:r>
+        <w:br/>
+        <w:t>LEFT ANTI JOIN sales s</w:t>
+      </w:r>
+      <w:r>
+        <w:br/>
+        <w:t>ON e.emp_id = s.emp_id</w:t>
+      </w:r>
+    </w:p>
+    <w:p>
+      <w:r>
+        <w:t>Result:</w:t>
+      </w:r>
+    </w:p>
+    <w:tbl>
+      <w:tblPr>
+        <w:tblStyle w:val="TableGrid"/>
+        <w:tblW w:w="0" w:type="auto"/>
+        <w:tblLook w:val="04A0" w:firstRow="1" w:lastRow="0" w:firstColumn="1" w:lastColumn="0" w:noHBand="0" w:noVBand="1"/>
+      </w:tblPr>
+      <w:tblGrid>
+        <w:gridCol w:w="1019"/>
+        <w:gridCol w:w="835"/>
+      </w:tblGrid>
+      <w:tr>
+        <w:tc>
+          <w:tcPr>
+            <w:tcW w:w="0" w:type="auto"/>
+            <w:hideMark/>
+          </w:tcPr>
+          <w:p>
+            <w:pPr>
+              <w:spacing w:after="160" w:line="278" w:lineRule="auto"/>
+              <w:rPr>
+                <w:b/>
+                <w:bCs/>
+              </w:rPr>
+            </w:pPr>
+            <w:r>
+              <w:rPr>
+                <w:b/>
+                <w:bCs/>
+              </w:rPr>
+              <w:t>emp_id</w:t>
+            </w:r>
+          </w:p>
+        </w:tc>
+        <w:tc>
+          <w:tcPr>
+            <w:tcW w:w="0" w:type="auto"/>
+            <w:hideMark/>
+          </w:tcPr>
+          <w:p>
+            <w:pPr>
+              <w:spacing w:after="160" w:line="278" w:lineRule="auto"/>
+              <w:rPr>
+                <w:b/>
+                <w:bCs/>
+              </w:rPr>
+            </w:pPr>
+            <w:r>
+              <w:rPr>
+                <w:b/>
+                <w:bCs/>
+              </w:rPr>
+              <w:t>name</w:t>
+            </w:r>
+          </w:p>
+        </w:tc>
+      </w:tr>
+      <w:tr>
+        <w:tc>
+          <w:tcPr>
+            <w:tcW w:w="0" w:type="auto"/>
+            <w:hideMark/>
+          </w:tcPr>
+          <w:p>
+            <w:pPr>
+              <w:spacing w:after="160" w:line="278" w:lineRule="auto"/>
+            </w:pPr>
+            <w:r>
+              <w:t>3</w:t>
+            </w:r>
+          </w:p>
+        </w:tc>
+        <w:tc>
+          <w:tcPr>
+            <w:tcW w:w="0" w:type="auto"/>
+            <w:hideMark/>
+          </w:tcPr>
+          <w:p>
+            <w:pPr>
+              <w:spacing w:after="160" w:line="278" w:lineRule="auto"/>
+            </w:pPr>
+            <w:r>
+              <w:t>C</w:t>
+            </w:r>
+          </w:p>
+        </w:tc>
+      </w:tr>
+    </w:tbl>
+    <w:p>
+      <w:r>
+        <w:t>Employees without sales.</w:t>
+      </w:r>
+    </w:p>
+    <w:p>
+      <w:r>
+        <w:t>Reason:</w:t>
+      </w:r>
+      <w:r>
+        <w:br/>
+        <w:t>Semi/anti joins are existence checks, not data combination joins.</w:t>
+      </w:r>
+    </w:p>
+    <w:p>
+      <w:r>
+        <w:t>Internally:</w:t>
+      </w:r>
+    </w:p>
+    <w:p>
+      <w:pPr>
+        <w:numPr>
+          <w:ilvl w:val="0"/>
+          <w:numId w:val="8"/>
+        </w:numPr>
+      </w:pPr>
+      <w:r>
+        <w:t xml:space="preserve">database only checks match existence </w:t>
+      </w:r>
+    </w:p>
+    <w:p>
+      <w:pPr>
+        <w:numPr>
+          <w:ilvl w:val="0"/>
+          <w:numId w:val="8"/>
+        </w:numPr>
+      </w:pPr>
+      <w:r>
+        <w:t xml:space="preserve">right-side rows are not included in output dataset </w:t>
+      </w:r>
+    </w:p>
+    <w:p>
+      <w:r>
+        <w:t>Equivalent logic:</w:t>
+      </w:r>
+    </w:p>
+    <w:p>
+      <w:r>
+        <w:t>LEFT SEMI JOIN ≈</w:t>
+      </w:r>
+    </w:p>
+    <w:p>
+      <w:r>
+        <w:t>WHERE EXISTS (...)</w:t>
+      </w:r>
+    </w:p>
+    <w:p>
+      <w:r>
+        <w:t>LEFT ANTI JOIN ≈</w:t>
+      </w:r>
+    </w:p>
+    <w:p>
+      <w:r>
+        <w:lastRenderedPageBreak/>
+        <w:t>WHERE NOT EXISTS (...)</w:t>
+      </w:r>
+    </w:p>
+    <w:p>
+      <w:r>
+        <w:t>Interview definition:</w:t>
+      </w:r>
+    </w:p>
+    <w:p>
+      <w:r>
+        <w:t>LEFT SEMI and LEFT ANTI joins only filter rows from the left table based on match existence, so columns from the right table are not available in the result.</w:t>
       </w:r>
     </w:p>
     <w:p/>
@@ -2259,8 +3165,157 @@
 </file>
 
 <file path=word/numbering.xml><?xml version="1.0" encoding="utf-8"?>
-<w:numbering xmlns:wpc="http://schemas.microsoft.com/office/word/2010/wordprocessingCanvas" xmlns:cx="http://schemas.microsoft.com/office/drawing/2014/chartex" xmlns:cx1="http://schemas.microsoft.com/office/drawing/2015/9/8/chartex" xmlns:cx2="http://schemas.microsoft.com/office/drawing/2015/10/21/chartex" xmlns:cx3="http://schemas.microsoft.com/office/drawing/2016/5/9/chartex" xmlns:cx4="http://schemas.microsoft.com/office/drawing/2016/5/10/chartex" xmlns:cx5="http://schemas.microsoft.com/office/drawing/2016/5/11/chartex" xmlns:cx6="http://schemas.microsoft.com/office/drawing/2016/5/12/chartex" xmlns:cx7="http://schemas.microsoft.com/office/drawing/2016/5/13/chartex" xmlns:cx8="http://schemas.microsoft.com/office/drawing/2016/5/14/chartex" xmlns:mc="http://schemas.openxmlformats.org/markup-compatibility/2006" xmlns:aink="http://schemas.microsoft.com/office/drawing/2016/ink" xmlns:am3d="http://schemas.microsoft.com/office/drawing/2017/model3d" xmlns:o="urn:schemas-microsoft-com:office:office" xmlns:oel="http://schemas.microsoft.com/office/2019/extlst" xmlns:r="http://schemas.openxmlformats.org/officeDocument/2006/relationships" xmlns:m="http://schemas.openxmlformats.org/officeDocument/2006/math" xmlns:v="urn:schemas-microsoft-com:vml" xmlns:wp14="http://schemas.microsoft.com/office/word/2010/wordprocessingDrawing" xmlns:wp="http://schemas.openxmlformats.org/drawingml/2006/wordprocessingDrawing" xmlns:w10="urn:schemas-microsoft-com:office:word" xmlns:w="http://schemas.openxmlformats.org/wordprocessingml/2006/main" xmlns:w14="http://schemas.microsoft.com/office/word/2010/wordml" xmlns:w15="http://schemas.microsoft.com/office/word/2012/wordml" xmlns:w16cex="http://schemas.microsoft.com/office/word/2018/wordml/cex" xmlns:w16cid="http://schemas.microsoft.com/office/word/2016/wordml/cid" xmlns:w16="http://schemas.microsoft.com/office/word/2018/wordml" xmlns:w16du="http://schemas.microsoft.com/office/word/2023/wordml/word16du" xmlns:w16sdtdh="http://schemas.microsoft.com/office/word/2020/wordml/sdtdatahash" xmlns:w16sdtfl="http://schemas.microsoft.com/office/word/2024/wordml/sdtformatlock" xmlns:w16se="http://schemas.microsoft.com/office/word/2015/wordml/symex" xmlns:wpg="http://schemas.microsoft.com/office/word/2010/wordprocessingGroup" xmlns:wpi="http://schemas.microsoft.com/office/word/2010/wordprocessingInk" xmlns:wne="http://schemas.microsoft.com/office/word/2006/wordml" xmlns:wps="http://schemas.microsoft.com/office/word/2010/wordprocessingShape" mc:Ignorable="w14 w15 w16se w16cid w16 w16cex w16sdtdh w16sdtfl w16du wp14">
+<w:numbering xmlns:wpc="http://schemas.microsoft.com/office/word/2010/wordprocessingCanvas" xmlns:cx="http://schemas.microsoft.com/office/drawing/2014/chartex" xmlns:cx1="http://schemas.microsoft.com/office/drawing/2015/9/8/chartex" xmlns:cx2="http://schemas.microsoft.com/office/drawing/2015/10/21/chartex" xmlns:cx3="http://schemas.microsoft.com/office/drawing/2016/5/9/chartex" xmlns:cx4="http://schemas.microsoft.com/office/drawing/2016/5/10/chartex" xmlns:cx5="http://schemas.microsoft.com/office/drawing/2016/5/11/chartex" xmlns:cx6="http://schemas.microsoft.com/office/drawing/2016/5/12/chartex" xmlns:cx7="http://schemas.microsoft.com/office/drawing/2016/5/13/chartex" xmlns:cx8="http://schemas.microsoft.com/office/drawing/2016/5/14/chartex" xmlns:mc="http://schemas.openxmlformats.org/markup-compatibility/2006" xmlns:aink="http://schemas.microsoft.com/office/drawing/2016/ink" xmlns:am3d="http://schemas.microsoft.com/office/drawing/2017/model3d" xmlns:o="urn:schemas-microsoft-com:office:office" xmlns:oel="http://schemas.microsoft.com/office/2019/extlst" xmlns:r="http://schemas.openxmlformats.org/officeDocument/2006/relationships" xmlns:m="http://schemas.openxmlformats.org/officeDocument/2006/math" xmlns:v="urn:schemas-microsoft-com:vml" xmlns:wp14="http://schemas.microsoft.com/office/word/2010/wordprocessingDrawing" xmlns:wp="http://schemas.openxmlformats.org/drawingml/2006/wordprocessingDrawing" xmlns:w10="urn:schemas-microsoft-com:office:word" xmlns:w="http://schemas.openxmlformats.org/wordprocessingml/2006/main" xmlns:w14="http://schemas.microsoft.com/office/word/2010/wordml" xmlns:w15="http://schemas.microsoft.com/office/word/2012/wordml" xmlns:w16cex="http://schemas.microsoft.com/office/word/2018/wordml/cex" xmlns:w16cid="http://schemas.microsoft.com/office/word/2016/wordml/cid" xmlns:w16="http://schemas.microsoft.com/office/word/2018/wordml" xmlns:w16sdtdh="http://schemas.microsoft.com/office/word/2020/wordml/sdtdatahash" xmlns:w16se="http://schemas.microsoft.com/office/word/2015/wordml/symex" xmlns:wpg="http://schemas.microsoft.com/office/word/2010/wordprocessingGroup" xmlns:wpi="http://schemas.microsoft.com/office/word/2010/wordprocessingInk" xmlns:wne="http://schemas.microsoft.com/office/word/2006/wordml" xmlns:wps="http://schemas.microsoft.com/office/word/2010/wordprocessingShape" mc:Ignorable="w14 w15 w16se w16cid w16 w16cex w16sdtdh wp14">
   <w:abstractNum w:abstractNumId="0" w15:restartNumberingAfterBreak="0">
+    <w:nsid w:val="0FA3264A"/>
+    <w:multiLevelType w:val="multilevel"/>
+    <w:tmpl w:val="4C2EF2EE"/>
+    <w:lvl w:ilvl="0">
+      <w:start w:val="1"/>
+      <w:numFmt w:val="bullet"/>
+      <w:lvlText w:val=""/>
+      <w:lvlJc w:val="left"/>
+      <w:pPr>
+        <w:tabs>
+          <w:tab w:val="num" w:pos="720"/>
+        </w:tabs>
+        <w:ind w:left="720" w:hanging="360"/>
+      </w:pPr>
+      <w:rPr>
+        <w:rFonts w:ascii="Symbol" w:hAnsi="Symbol" w:hint="default"/>
+        <w:sz w:val="20"/>
+      </w:rPr>
+    </w:lvl>
+    <w:lvl w:ilvl="1" w:tentative="1">
+      <w:start w:val="1"/>
+      <w:numFmt w:val="bullet"/>
+      <w:lvlText w:val="o"/>
+      <w:lvlJc w:val="left"/>
+      <w:pPr>
+        <w:tabs>
+          <w:tab w:val="num" w:pos="1440"/>
+        </w:tabs>
+        <w:ind w:left="1440" w:hanging="360"/>
+      </w:pPr>
+      <w:rPr>
+        <w:rFonts w:ascii="Courier New" w:hAnsi="Courier New" w:hint="default"/>
+        <w:sz w:val="20"/>
+      </w:rPr>
+    </w:lvl>
+    <w:lvl w:ilvl="2" w:tentative="1">
+      <w:start w:val="1"/>
+      <w:numFmt w:val="bullet"/>
+      <w:lvlText w:val=""/>
+      <w:lvlJc w:val="left"/>
+      <w:pPr>
+        <w:tabs>
+          <w:tab w:val="num" w:pos="2160"/>
+        </w:tabs>
+        <w:ind w:left="2160" w:hanging="360"/>
+      </w:pPr>
+      <w:rPr>
+        <w:rFonts w:ascii="Wingdings" w:hAnsi="Wingdings" w:hint="default"/>
+        <w:sz w:val="20"/>
+      </w:rPr>
+    </w:lvl>
+    <w:lvl w:ilvl="3" w:tentative="1">
+      <w:start w:val="1"/>
+      <w:numFmt w:val="bullet"/>
+      <w:lvlText w:val=""/>
+      <w:lvlJc w:val="left"/>
+      <w:pPr>
+        <w:tabs>
+          <w:tab w:val="num" w:pos="2880"/>
+        </w:tabs>
+        <w:ind w:left="2880" w:hanging="360"/>
+      </w:pPr>
+      <w:rPr>
+        <w:rFonts w:ascii="Wingdings" w:hAnsi="Wingdings" w:hint="default"/>
+        <w:sz w:val="20"/>
+      </w:rPr>
+    </w:lvl>
+    <w:lvl w:ilvl="4" w:tentative="1">
+      <w:start w:val="1"/>
+      <w:numFmt w:val="bullet"/>
+      <w:lvlText w:val=""/>
+      <w:lvlJc w:val="left"/>
+      <w:pPr>
+        <w:tabs>
+          <w:tab w:val="num" w:pos="3600"/>
+        </w:tabs>
+        <w:ind w:left="3600" w:hanging="360"/>
+      </w:pPr>
+      <w:rPr>
+        <w:rFonts w:ascii="Wingdings" w:hAnsi="Wingdings" w:hint="default"/>
+        <w:sz w:val="20"/>
+      </w:rPr>
+    </w:lvl>
+    <w:lvl w:ilvl="5" w:tentative="1">
+      <w:start w:val="1"/>
+      <w:numFmt w:val="bullet"/>
+      <w:lvlText w:val=""/>
+      <w:lvlJc w:val="left"/>
+      <w:pPr>
+        <w:tabs>
+          <w:tab w:val="num" w:pos="4320"/>
+        </w:tabs>
+        <w:ind w:left="4320" w:hanging="360"/>
+      </w:pPr>
+      <w:rPr>
+        <w:rFonts w:ascii="Wingdings" w:hAnsi="Wingdings" w:hint="default"/>
+        <w:sz w:val="20"/>
+      </w:rPr>
+    </w:lvl>
+    <w:lvl w:ilvl="6" w:tentative="1">
+      <w:start w:val="1"/>
+      <w:numFmt w:val="bullet"/>
+      <w:lvlText w:val=""/>
+      <w:lvlJc w:val="left"/>
+      <w:pPr>
+        <w:tabs>
+          <w:tab w:val="num" w:pos="5040"/>
+        </w:tabs>
+        <w:ind w:left="5040" w:hanging="360"/>
+      </w:pPr>
+      <w:rPr>
+        <w:rFonts w:ascii="Wingdings" w:hAnsi="Wingdings" w:hint="default"/>
+        <w:sz w:val="20"/>
+      </w:rPr>
+    </w:lvl>
+    <w:lvl w:ilvl="7" w:tentative="1">
+      <w:start w:val="1"/>
+      <w:numFmt w:val="bullet"/>
+      <w:lvlText w:val=""/>
+      <w:lvlJc w:val="left"/>
+      <w:pPr>
+        <w:tabs>
+          <w:tab w:val="num" w:pos="5760"/>
+        </w:tabs>
+        <w:ind w:left="5760" w:hanging="360"/>
+      </w:pPr>
+      <w:rPr>
+        <w:rFonts w:ascii="Wingdings" w:hAnsi="Wingdings" w:hint="default"/>
+        <w:sz w:val="20"/>
+      </w:rPr>
+    </w:lvl>
+    <w:lvl w:ilvl="8" w:tentative="1">
+      <w:start w:val="1"/>
+      <w:numFmt w:val="bullet"/>
+      <w:lvlText w:val=""/>
+      <w:lvlJc w:val="left"/>
+      <w:pPr>
+        <w:tabs>
+          <w:tab w:val="num" w:pos="6480"/>
+        </w:tabs>
+        <w:ind w:left="6480" w:hanging="360"/>
+      </w:pPr>
+      <w:rPr>
+        <w:rFonts w:ascii="Wingdings" w:hAnsi="Wingdings" w:hint="default"/>
+        <w:sz w:val="20"/>
+      </w:rPr>
+    </w:lvl>
+  </w:abstractNum>
+  <w:abstractNum w:abstractNumId="1" w15:restartNumberingAfterBreak="0">
     <w:nsid w:val="224B5BBA"/>
     <w:multiLevelType w:val="multilevel"/>
     <w:tmpl w:val="7C5E85A2"/>
@@ -2409,7 +3464,7 @@
       </w:rPr>
     </w:lvl>
   </w:abstractNum>
-  <w:abstractNum w:abstractNumId="1" w15:restartNumberingAfterBreak="0">
+  <w:abstractNum w:abstractNumId="2" w15:restartNumberingAfterBreak="0">
     <w:nsid w:val="48117D1D"/>
     <w:multiLevelType w:val="multilevel"/>
     <w:tmpl w:val="13B424A2"/>
@@ -2558,7 +3613,7 @@
       </w:rPr>
     </w:lvl>
   </w:abstractNum>
-  <w:abstractNum w:abstractNumId="2" w15:restartNumberingAfterBreak="0">
+  <w:abstractNum w:abstractNumId="3" w15:restartNumberingAfterBreak="0">
     <w:nsid w:val="62371247"/>
     <w:multiLevelType w:val="multilevel"/>
     <w:tmpl w:val="D0D64784"/>
@@ -2707,7 +3762,7 @@
       </w:rPr>
     </w:lvl>
   </w:abstractNum>
-  <w:abstractNum w:abstractNumId="3" w15:restartNumberingAfterBreak="0">
+  <w:abstractNum w:abstractNumId="4" w15:restartNumberingAfterBreak="0">
     <w:nsid w:val="62AF2288"/>
     <w:multiLevelType w:val="multilevel"/>
     <w:tmpl w:val="FEA20F92"/>
@@ -2856,7 +3911,7 @@
       </w:rPr>
     </w:lvl>
   </w:abstractNum>
-  <w:abstractNum w:abstractNumId="4" w15:restartNumberingAfterBreak="0">
+  <w:abstractNum w:abstractNumId="5" w15:restartNumberingAfterBreak="0">
     <w:nsid w:val="6ADE1F2E"/>
     <w:multiLevelType w:val="multilevel"/>
     <w:tmpl w:val="BAC6F85A"/>
@@ -3005,7 +4060,7 @@
       </w:rPr>
     </w:lvl>
   </w:abstractNum>
-  <w:abstractNum w:abstractNumId="5" w15:restartNumberingAfterBreak="0">
+  <w:abstractNum w:abstractNumId="6" w15:restartNumberingAfterBreak="0">
     <w:nsid w:val="6ED829CE"/>
     <w:multiLevelType w:val="multilevel"/>
     <w:tmpl w:val="146256DC"/>
@@ -3154,29 +4209,184 @@
       </w:rPr>
     </w:lvl>
   </w:abstractNum>
+  <w:abstractNum w:abstractNumId="7" w15:restartNumberingAfterBreak="0">
+    <w:nsid w:val="76474D87"/>
+    <w:multiLevelType w:val="multilevel"/>
+    <w:tmpl w:val="CF0EF034"/>
+    <w:lvl w:ilvl="0">
+      <w:start w:val="1"/>
+      <w:numFmt w:val="bullet"/>
+      <w:lvlText w:val=""/>
+      <w:lvlJc w:val="left"/>
+      <w:pPr>
+        <w:tabs>
+          <w:tab w:val="num" w:pos="720"/>
+        </w:tabs>
+        <w:ind w:left="720" w:hanging="360"/>
+      </w:pPr>
+      <w:rPr>
+        <w:rFonts w:ascii="Symbol" w:hAnsi="Symbol" w:hint="default"/>
+        <w:sz w:val="20"/>
+      </w:rPr>
+    </w:lvl>
+    <w:lvl w:ilvl="1" w:tentative="1">
+      <w:start w:val="1"/>
+      <w:numFmt w:val="bullet"/>
+      <w:lvlText w:val="o"/>
+      <w:lvlJc w:val="left"/>
+      <w:pPr>
+        <w:tabs>
+          <w:tab w:val="num" w:pos="1440"/>
+        </w:tabs>
+        <w:ind w:left="1440" w:hanging="360"/>
+      </w:pPr>
+      <w:rPr>
+        <w:rFonts w:ascii="Courier New" w:hAnsi="Courier New" w:hint="default"/>
+        <w:sz w:val="20"/>
+      </w:rPr>
+    </w:lvl>
+    <w:lvl w:ilvl="2" w:tentative="1">
+      <w:start w:val="1"/>
+      <w:numFmt w:val="bullet"/>
+      <w:lvlText w:val=""/>
+      <w:lvlJc w:val="left"/>
+      <w:pPr>
+        <w:tabs>
+          <w:tab w:val="num" w:pos="2160"/>
+        </w:tabs>
+        <w:ind w:left="2160" w:hanging="360"/>
+      </w:pPr>
+      <w:rPr>
+        <w:rFonts w:ascii="Wingdings" w:hAnsi="Wingdings" w:hint="default"/>
+        <w:sz w:val="20"/>
+      </w:rPr>
+    </w:lvl>
+    <w:lvl w:ilvl="3" w:tentative="1">
+      <w:start w:val="1"/>
+      <w:numFmt w:val="bullet"/>
+      <w:lvlText w:val=""/>
+      <w:lvlJc w:val="left"/>
+      <w:pPr>
+        <w:tabs>
+          <w:tab w:val="num" w:pos="2880"/>
+        </w:tabs>
+        <w:ind w:left="2880" w:hanging="360"/>
+      </w:pPr>
+      <w:rPr>
+        <w:rFonts w:ascii="Wingdings" w:hAnsi="Wingdings" w:hint="default"/>
+        <w:sz w:val="20"/>
+      </w:rPr>
+    </w:lvl>
+    <w:lvl w:ilvl="4" w:tentative="1">
+      <w:start w:val="1"/>
+      <w:numFmt w:val="bullet"/>
+      <w:lvlText w:val=""/>
+      <w:lvlJc w:val="left"/>
+      <w:pPr>
+        <w:tabs>
+          <w:tab w:val="num" w:pos="3600"/>
+        </w:tabs>
+        <w:ind w:left="3600" w:hanging="360"/>
+      </w:pPr>
+      <w:rPr>
+        <w:rFonts w:ascii="Wingdings" w:hAnsi="Wingdings" w:hint="default"/>
+        <w:sz w:val="20"/>
+      </w:rPr>
+    </w:lvl>
+    <w:lvl w:ilvl="5" w:tentative="1">
+      <w:start w:val="1"/>
+      <w:numFmt w:val="bullet"/>
+      <w:lvlText w:val=""/>
+      <w:lvlJc w:val="left"/>
+      <w:pPr>
+        <w:tabs>
+          <w:tab w:val="num" w:pos="4320"/>
+        </w:tabs>
+        <w:ind w:left="4320" w:hanging="360"/>
+      </w:pPr>
+      <w:rPr>
+        <w:rFonts w:ascii="Wingdings" w:hAnsi="Wingdings" w:hint="default"/>
+        <w:sz w:val="20"/>
+      </w:rPr>
+    </w:lvl>
+    <w:lvl w:ilvl="6" w:tentative="1">
+      <w:start w:val="1"/>
+      <w:numFmt w:val="bullet"/>
+      <w:lvlText w:val=""/>
+      <w:lvlJc w:val="left"/>
+      <w:pPr>
+        <w:tabs>
+          <w:tab w:val="num" w:pos="5040"/>
+        </w:tabs>
+        <w:ind w:left="5040" w:hanging="360"/>
+      </w:pPr>
+      <w:rPr>
+        <w:rFonts w:ascii="Wingdings" w:hAnsi="Wingdings" w:hint="default"/>
+        <w:sz w:val="20"/>
+      </w:rPr>
+    </w:lvl>
+    <w:lvl w:ilvl="7" w:tentative="1">
+      <w:start w:val="1"/>
+      <w:numFmt w:val="bullet"/>
+      <w:lvlText w:val=""/>
+      <w:lvlJc w:val="left"/>
+      <w:pPr>
+        <w:tabs>
+          <w:tab w:val="num" w:pos="5760"/>
+        </w:tabs>
+        <w:ind w:left="5760" w:hanging="360"/>
+      </w:pPr>
+      <w:rPr>
+        <w:rFonts w:ascii="Wingdings" w:hAnsi="Wingdings" w:hint="default"/>
+        <w:sz w:val="20"/>
+      </w:rPr>
+    </w:lvl>
+    <w:lvl w:ilvl="8" w:tentative="1">
+      <w:start w:val="1"/>
+      <w:numFmt w:val="bullet"/>
+      <w:lvlText w:val=""/>
+      <w:lvlJc w:val="left"/>
+      <w:pPr>
+        <w:tabs>
+          <w:tab w:val="num" w:pos="6480"/>
+        </w:tabs>
+        <w:ind w:left="6480" w:hanging="360"/>
+      </w:pPr>
+      <w:rPr>
+        <w:rFonts w:ascii="Wingdings" w:hAnsi="Wingdings" w:hint="default"/>
+        <w:sz w:val="20"/>
+      </w:rPr>
+    </w:lvl>
+  </w:abstractNum>
   <w:num w:numId="1" w16cid:durableId="520360665">
+    <w:abstractNumId w:val="5"/>
+  </w:num>
+  <w:num w:numId="2" w16cid:durableId="1707872308">
     <w:abstractNumId w:val="4"/>
   </w:num>
-  <w:num w:numId="2" w16cid:durableId="1707872308">
+  <w:num w:numId="3" w16cid:durableId="1512795956">
+    <w:abstractNumId w:val="2"/>
+  </w:num>
+  <w:num w:numId="4" w16cid:durableId="528686307">
+    <w:abstractNumId w:val="1"/>
+  </w:num>
+  <w:num w:numId="5" w16cid:durableId="186217962">
     <w:abstractNumId w:val="3"/>
   </w:num>
-  <w:num w:numId="3" w16cid:durableId="1512795956">
-    <w:abstractNumId w:val="1"/>
+  <w:num w:numId="6" w16cid:durableId="1686706439">
+    <w:abstractNumId w:val="6"/>
   </w:num>
-  <w:num w:numId="4" w16cid:durableId="528686307">
+  <w:num w:numId="7" w16cid:durableId="1400178856">
+    <w:abstractNumId w:val="7"/>
+  </w:num>
+  <w:num w:numId="8" w16cid:durableId="429007708">
     <w:abstractNumId w:val="0"/>
-  </w:num>
-  <w:num w:numId="5" w16cid:durableId="186217962">
-    <w:abstractNumId w:val="2"/>
-  </w:num>
-  <w:num w:numId="6" w16cid:durableId="1686706439">
-    <w:abstractNumId w:val="5"/>
   </w:num>
 </w:numbering>
 </file>
 
 <file path=word/styles.xml><?xml version="1.0" encoding="utf-8"?>
-<w:styles xmlns:mc="http://schemas.openxmlformats.org/markup-compatibility/2006" xmlns:r="http://schemas.openxmlformats.org/officeDocument/2006/relationships" xmlns:w="http://schemas.openxmlformats.org/wordprocessingml/2006/main" xmlns:w14="http://schemas.microsoft.com/office/word/2010/wordml" xmlns:w15="http://schemas.microsoft.com/office/word/2012/wordml" xmlns:w16cex="http://schemas.microsoft.com/office/word/2018/wordml/cex" xmlns:w16cid="http://schemas.microsoft.com/office/word/2016/wordml/cid" xmlns:w16="http://schemas.microsoft.com/office/word/2018/wordml" xmlns:w16du="http://schemas.microsoft.com/office/word/2023/wordml/word16du" xmlns:w16sdtdh="http://schemas.microsoft.com/office/word/2020/wordml/sdtdatahash" xmlns:w16sdtfl="http://schemas.microsoft.com/office/word/2024/wordml/sdtformatlock" xmlns:w16se="http://schemas.microsoft.com/office/word/2015/wordml/symex" mc:Ignorable="w14 w15 w16se w16cid w16 w16cex w16sdtdh w16sdtfl w16du">
+<w:styles xmlns:mc="http://schemas.openxmlformats.org/markup-compatibility/2006" xmlns:r="http://schemas.openxmlformats.org/officeDocument/2006/relationships" xmlns:w="http://schemas.openxmlformats.org/wordprocessingml/2006/main" xmlns:w14="http://schemas.microsoft.com/office/word/2010/wordml" xmlns:w15="http://schemas.microsoft.com/office/word/2012/wordml" xmlns:w16cex="http://schemas.microsoft.com/office/word/2018/wordml/cex" xmlns:w16cid="http://schemas.microsoft.com/office/word/2016/wordml/cid" xmlns:w16="http://schemas.microsoft.com/office/word/2018/wordml" xmlns:w16sdtdh="http://schemas.microsoft.com/office/word/2020/wordml/sdtdatahash" xmlns:w16se="http://schemas.microsoft.com/office/word/2015/wordml/symex" mc:Ignorable="w14 w15 w16se w16cid w16 w16cex w16sdtdh">
   <w:docDefaults>
     <w:rPrDefault>
       <w:rPr>
@@ -3778,7 +4988,6 @@
   <w:style w:type="character" w:default="1" w:styleId="DefaultParagraphFont">
     <w:name w:val="Default Paragraph Font"/>
     <w:uiPriority w:val="1"/>
-    <w:semiHidden/>
     <w:unhideWhenUsed/>
   </w:style>
   <w:style w:type="table" w:default="1" w:styleId="TableNormal">
